--- a/templates/Template-28.docx
+++ b/templates/Template-28.docx
@@ -66,7 +66,7 @@
     </w:p>
     <w:tbl>
       <w:tblPr>
-        <w:tblStyle w:val="TableGrid"/>
+        <w:tblStyle w:val="ae"/>
         <w:tblW w:w="0" w:type="auto"/>
         <w:tblInd w:w="12" w:type="dxa"/>
         <w:tblLook w:val="04A0" w:firstRow="1" w:lastRow="0" w:firstColumn="1" w:lastColumn="0" w:noHBand="0" w:noVBand="1"/>
@@ -77,7 +77,7 @@
       </w:tblGrid>
       <w:tr>
         <w:trPr>
-          <w:trHeight w:val="3118"/>
+          <w:trHeight w:hRule="exact" w:val="2948"/>
         </w:trPr>
         <w:tc>
           <w:tcPr>
@@ -238,6 +238,7 @@
               </w:rPr>
               <w:t>{{</w:t>
             </w:r>
+            <w:proofErr w:type="spellStart"/>
             <w:r>
               <w:rPr>
                 <w:rFonts w:ascii="宋体" w:eastAsia="宋体" w:hAnsi="宋体" w:cs="宋体" w:hint="eastAsia"/>
@@ -254,6 +255,7 @@
               </w:rPr>
               <w:t>ForDoc</w:t>
             </w:r>
+            <w:proofErr w:type="spellEnd"/>
             <w:r>
               <w:rPr>
                 <w:rFonts w:ascii="宋体" w:eastAsia="宋体" w:hAnsi="宋体" w:cs="宋体" w:hint="eastAsia"/>
@@ -413,6 +415,7 @@
               </w:rPr>
               <w:t>{{</w:t>
             </w:r>
+            <w:proofErr w:type="spellStart"/>
             <w:r>
               <w:rPr>
                 <w:rFonts w:ascii="宋体" w:eastAsia="宋体" w:hAnsi="宋体" w:cs="宋体" w:hint="eastAsia"/>
@@ -421,6 +424,7 @@
               </w:rPr>
               <w:t>dateForDoc</w:t>
             </w:r>
+            <w:proofErr w:type="spellEnd"/>
             <w:r>
               <w:rPr>
                 <w:rFonts w:ascii="宋体" w:eastAsia="宋体" w:hAnsi="宋体" w:cs="宋体" w:hint="eastAsia"/>
@@ -509,7 +513,7 @@
       </w:tr>
       <w:tr>
         <w:trPr>
-          <w:trHeight w:val="3118"/>
+          <w:trHeight w:hRule="exact" w:val="2948"/>
         </w:trPr>
         <w:tc>
           <w:tcPr>
@@ -654,6 +658,7 @@
               </w:rPr>
               <w:t>{{</w:t>
             </w:r>
+            <w:proofErr w:type="spellStart"/>
             <w:r>
               <w:rPr>
                 <w:rFonts w:ascii="宋体" w:eastAsia="宋体" w:hAnsi="宋体" w:cs="宋体" w:hint="eastAsia"/>
@@ -662,6 +667,7 @@
               </w:rPr>
               <w:t>dateForDoc</w:t>
             </w:r>
+            <w:proofErr w:type="spellEnd"/>
             <w:r>
               <w:rPr>
                 <w:rFonts w:ascii="宋体" w:eastAsia="宋体" w:hAnsi="宋体" w:cs="宋体" w:hint="eastAsia"/>
@@ -789,6 +795,7 @@
               </w:rPr>
               <w:t>{{</w:t>
             </w:r>
+            <w:proofErr w:type="spellStart"/>
             <w:r>
               <w:rPr>
                 <w:rFonts w:ascii="宋体" w:eastAsia="宋体" w:hAnsi="宋体" w:cs="宋体" w:hint="eastAsia"/>
@@ -797,6 +804,7 @@
               </w:rPr>
               <w:t>dateForDoc</w:t>
             </w:r>
+            <w:proofErr w:type="spellEnd"/>
             <w:r>
               <w:rPr>
                 <w:rFonts w:ascii="宋体" w:eastAsia="宋体" w:hAnsi="宋体" w:cs="宋体" w:hint="eastAsia"/>
@@ -885,7 +893,7 @@
       </w:tr>
       <w:tr>
         <w:trPr>
-          <w:trHeight w:val="3118"/>
+          <w:trHeight w:hRule="exact" w:val="2948"/>
         </w:trPr>
         <w:tc>
           <w:tcPr>
@@ -1038,6 +1046,7 @@
               </w:rPr>
               <w:t>{{</w:t>
             </w:r>
+            <w:proofErr w:type="spellStart"/>
             <w:r>
               <w:rPr>
                 <w:rFonts w:ascii="宋体" w:eastAsia="宋体" w:hAnsi="宋体" w:cs="宋体" w:hint="eastAsia"/>
@@ -1046,6 +1055,7 @@
               </w:rPr>
               <w:t>dateForDoc</w:t>
             </w:r>
+            <w:proofErr w:type="spellEnd"/>
             <w:r>
               <w:rPr>
                 <w:rFonts w:ascii="宋体" w:eastAsia="宋体" w:hAnsi="宋体" w:cs="宋体" w:hint="eastAsia"/>
@@ -1181,6 +1191,7 @@
               </w:rPr>
               <w:t>{{</w:t>
             </w:r>
+            <w:proofErr w:type="spellStart"/>
             <w:r>
               <w:rPr>
                 <w:rFonts w:ascii="宋体" w:eastAsia="宋体" w:hAnsi="宋体" w:cs="宋体" w:hint="eastAsia"/>
@@ -1189,6 +1200,7 @@
               </w:rPr>
               <w:t>dateForDoc</w:t>
             </w:r>
+            <w:proofErr w:type="spellEnd"/>
             <w:r>
               <w:rPr>
                 <w:rFonts w:ascii="宋体" w:eastAsia="宋体" w:hAnsi="宋体" w:cs="宋体" w:hint="eastAsia"/>
@@ -1277,7 +1289,7 @@
       </w:tr>
       <w:tr>
         <w:trPr>
-          <w:trHeight w:val="3118"/>
+          <w:trHeight w:hRule="exact" w:val="2948"/>
         </w:trPr>
         <w:tc>
           <w:tcPr>
@@ -1423,6 +1435,7 @@
               </w:rPr>
               <w:t>{{</w:t>
             </w:r>
+            <w:proofErr w:type="spellStart"/>
             <w:r>
               <w:rPr>
                 <w:rFonts w:ascii="宋体" w:eastAsia="宋体" w:hAnsi="宋体" w:cs="宋体" w:hint="eastAsia"/>
@@ -1431,6 +1444,7 @@
               </w:rPr>
               <w:t>dateForDoc</w:t>
             </w:r>
+            <w:proofErr w:type="spellEnd"/>
             <w:r>
               <w:rPr>
                 <w:rFonts w:ascii="宋体" w:eastAsia="宋体" w:hAnsi="宋体" w:cs="宋体" w:hint="eastAsia"/>
@@ -1558,6 +1572,7 @@
               </w:rPr>
               <w:t>{{</w:t>
             </w:r>
+            <w:proofErr w:type="spellStart"/>
             <w:r>
               <w:rPr>
                 <w:rFonts w:ascii="宋体" w:eastAsia="宋体" w:hAnsi="宋体" w:cs="宋体" w:hint="eastAsia"/>
@@ -1566,6 +1581,7 @@
               </w:rPr>
               <w:t>dateForDoc</w:t>
             </w:r>
+            <w:proofErr w:type="spellEnd"/>
             <w:r>
               <w:rPr>
                 <w:rFonts w:ascii="宋体" w:eastAsia="宋体" w:hAnsi="宋体" w:cs="宋体" w:hint="eastAsia"/>
@@ -1654,7 +1670,7 @@
       </w:tr>
       <w:tr>
         <w:trPr>
-          <w:trHeight w:val="3118"/>
+          <w:trHeight w:hRule="exact" w:val="2948"/>
         </w:trPr>
         <w:tc>
           <w:tcPr>
@@ -1798,6 +1814,7 @@
               </w:rPr>
               <w:t>{{</w:t>
             </w:r>
+            <w:proofErr w:type="spellStart"/>
             <w:r>
               <w:rPr>
                 <w:rFonts w:ascii="宋体" w:eastAsia="宋体" w:hAnsi="宋体" w:cs="宋体" w:hint="eastAsia"/>
@@ -1806,6 +1823,7 @@
               </w:rPr>
               <w:t>dateForDoc</w:t>
             </w:r>
+            <w:proofErr w:type="spellEnd"/>
             <w:r>
               <w:rPr>
                 <w:rFonts w:ascii="宋体" w:eastAsia="宋体" w:hAnsi="宋体" w:cs="宋体" w:hint="eastAsia"/>
@@ -1932,6 +1950,7 @@
               </w:rPr>
               <w:t>{{</w:t>
             </w:r>
+            <w:proofErr w:type="spellStart"/>
             <w:r>
               <w:rPr>
                 <w:rFonts w:ascii="宋体" w:eastAsia="宋体" w:hAnsi="宋体" w:cs="宋体" w:hint="eastAsia"/>
@@ -1940,6 +1959,7 @@
               </w:rPr>
               <w:t>dateForDoc</w:t>
             </w:r>
+            <w:proofErr w:type="spellEnd"/>
             <w:r>
               <w:rPr>
                 <w:rFonts w:ascii="宋体" w:eastAsia="宋体" w:hAnsi="宋体" w:cs="宋体" w:hint="eastAsia"/>
@@ -2028,7 +2048,7 @@
       </w:tr>
       <w:tr>
         <w:trPr>
-          <w:trHeight w:val="3118"/>
+          <w:trHeight w:hRule="exact" w:val="2948"/>
         </w:trPr>
         <w:tc>
           <w:tcPr>
@@ -2172,6 +2192,7 @@
               </w:rPr>
               <w:t>{{</w:t>
             </w:r>
+            <w:proofErr w:type="spellStart"/>
             <w:r>
               <w:rPr>
                 <w:rFonts w:ascii="宋体" w:eastAsia="宋体" w:hAnsi="宋体" w:cs="宋体" w:hint="eastAsia"/>
@@ -2180,6 +2201,7 @@
               </w:rPr>
               <w:t>dateForDoc</w:t>
             </w:r>
+            <w:proofErr w:type="spellEnd"/>
             <w:r>
               <w:rPr>
                 <w:rFonts w:ascii="宋体" w:eastAsia="宋体" w:hAnsi="宋体" w:cs="宋体" w:hint="eastAsia"/>
@@ -2306,6 +2328,7 @@
               </w:rPr>
               <w:t>{{</w:t>
             </w:r>
+            <w:proofErr w:type="spellStart"/>
             <w:r>
               <w:rPr>
                 <w:rFonts w:ascii="宋体" w:eastAsia="宋体" w:hAnsi="宋体" w:cs="宋体" w:hint="eastAsia"/>
@@ -2314,6 +2337,7 @@
               </w:rPr>
               <w:t>dateForDoc</w:t>
             </w:r>
+            <w:proofErr w:type="spellEnd"/>
             <w:r>
               <w:rPr>
                 <w:rFonts w:ascii="宋体" w:eastAsia="宋体" w:hAnsi="宋体" w:cs="宋体" w:hint="eastAsia"/>
@@ -2402,7 +2426,7 @@
       </w:tr>
       <w:tr>
         <w:trPr>
-          <w:trHeight w:val="3118"/>
+          <w:trHeight w:hRule="exact" w:val="2948"/>
         </w:trPr>
         <w:tc>
           <w:tcPr>
@@ -2424,6 +2448,7 @@
                 <w:sz w:val="21"/>
                 <w:szCs w:val="21"/>
               </w:rPr>
+              <w:lastRenderedPageBreak/>
               <w:t>{{</w:t>
             </w:r>
             <w:r>
@@ -2547,6 +2572,7 @@
               </w:rPr>
               <w:t>{{</w:t>
             </w:r>
+            <w:proofErr w:type="spellStart"/>
             <w:r>
               <w:rPr>
                 <w:rFonts w:ascii="宋体" w:eastAsia="宋体" w:hAnsi="宋体" w:cs="宋体" w:hint="eastAsia"/>
@@ -2555,6 +2581,7 @@
               </w:rPr>
               <w:t>dateForDoc</w:t>
             </w:r>
+            <w:proofErr w:type="spellEnd"/>
             <w:r>
               <w:rPr>
                 <w:rFonts w:ascii="宋体" w:eastAsia="宋体" w:hAnsi="宋体" w:cs="宋体" w:hint="eastAsia"/>
@@ -2682,6 +2709,7 @@
               </w:rPr>
               <w:t>{{</w:t>
             </w:r>
+            <w:proofErr w:type="spellStart"/>
             <w:r>
               <w:rPr>
                 <w:rFonts w:ascii="宋体" w:eastAsia="宋体" w:hAnsi="宋体" w:cs="宋体" w:hint="eastAsia"/>
@@ -2690,6 +2718,7 @@
               </w:rPr>
               <w:t>dateForDoc</w:t>
             </w:r>
+            <w:proofErr w:type="spellEnd"/>
             <w:r>
               <w:rPr>
                 <w:rFonts w:ascii="宋体" w:eastAsia="宋体" w:hAnsi="宋体" w:cs="宋体" w:hint="eastAsia"/>
@@ -2778,7 +2807,7 @@
       </w:tr>
       <w:tr>
         <w:trPr>
-          <w:trHeight w:val="3118"/>
+          <w:trHeight w:hRule="exact" w:val="2948"/>
         </w:trPr>
         <w:tc>
           <w:tcPr>
@@ -2923,6 +2952,7 @@
               </w:rPr>
               <w:t>{{</w:t>
             </w:r>
+            <w:proofErr w:type="spellStart"/>
             <w:r>
               <w:rPr>
                 <w:rFonts w:ascii="宋体" w:eastAsia="宋体" w:hAnsi="宋体" w:cs="宋体" w:hint="eastAsia"/>
@@ -2931,6 +2961,7 @@
               </w:rPr>
               <w:t>dateForDoc</w:t>
             </w:r>
+            <w:proofErr w:type="spellEnd"/>
             <w:r>
               <w:rPr>
                 <w:rFonts w:ascii="宋体" w:eastAsia="宋体" w:hAnsi="宋体" w:cs="宋体" w:hint="eastAsia"/>
@@ -3058,6 +3089,7 @@
               </w:rPr>
               <w:t>{{</w:t>
             </w:r>
+            <w:proofErr w:type="spellStart"/>
             <w:r>
               <w:rPr>
                 <w:rFonts w:ascii="宋体" w:eastAsia="宋体" w:hAnsi="宋体" w:cs="宋体" w:hint="eastAsia"/>
@@ -3066,6 +3098,7 @@
               </w:rPr>
               <w:t>dateForDoc</w:t>
             </w:r>
+            <w:proofErr w:type="spellEnd"/>
             <w:r>
               <w:rPr>
                 <w:rFonts w:ascii="宋体" w:eastAsia="宋体" w:hAnsi="宋体" w:cs="宋体" w:hint="eastAsia"/>
@@ -3154,7 +3187,7 @@
       </w:tr>
       <w:tr>
         <w:trPr>
-          <w:trHeight w:val="3118"/>
+          <w:trHeight w:hRule="exact" w:val="2948"/>
         </w:trPr>
         <w:tc>
           <w:tcPr>
@@ -3299,6 +3332,7 @@
               </w:rPr>
               <w:t>{{</w:t>
             </w:r>
+            <w:proofErr w:type="spellStart"/>
             <w:r>
               <w:rPr>
                 <w:rFonts w:ascii="宋体" w:eastAsia="宋体" w:hAnsi="宋体" w:cs="宋体" w:hint="eastAsia"/>
@@ -3307,6 +3341,7 @@
               </w:rPr>
               <w:t>dateForDoc</w:t>
             </w:r>
+            <w:proofErr w:type="spellEnd"/>
             <w:r>
               <w:rPr>
                 <w:rFonts w:ascii="宋体" w:eastAsia="宋体" w:hAnsi="宋体" w:cs="宋体" w:hint="eastAsia"/>
@@ -3434,6 +3469,7 @@
               </w:rPr>
               <w:t>{{</w:t>
             </w:r>
+            <w:proofErr w:type="spellStart"/>
             <w:r>
               <w:rPr>
                 <w:rFonts w:ascii="宋体" w:eastAsia="宋体" w:hAnsi="宋体" w:cs="宋体" w:hint="eastAsia"/>
@@ -3442,6 +3478,7 @@
               </w:rPr>
               <w:t>dateForDoc</w:t>
             </w:r>
+            <w:proofErr w:type="spellEnd"/>
             <w:r>
               <w:rPr>
                 <w:rFonts w:ascii="宋体" w:eastAsia="宋体" w:hAnsi="宋体" w:cs="宋体" w:hint="eastAsia"/>
@@ -3530,7 +3567,7 @@
       </w:tr>
       <w:tr>
         <w:trPr>
-          <w:trHeight w:val="3118"/>
+          <w:trHeight w:hRule="exact" w:val="2948"/>
         </w:trPr>
         <w:tc>
           <w:tcPr>
@@ -3552,6 +3589,7 @@
                 <w:sz w:val="21"/>
                 <w:szCs w:val="21"/>
               </w:rPr>
+              <w:lastRenderedPageBreak/>
               <w:t>{{</w:t>
             </w:r>
             <w:r>
@@ -3675,6 +3713,7 @@
               </w:rPr>
               <w:t>{{</w:t>
             </w:r>
+            <w:proofErr w:type="spellStart"/>
             <w:r>
               <w:rPr>
                 <w:rFonts w:ascii="宋体" w:eastAsia="宋体" w:hAnsi="宋体" w:cs="宋体" w:hint="eastAsia"/>
@@ -3683,6 +3722,7 @@
               </w:rPr>
               <w:t>dateForDoc</w:t>
             </w:r>
+            <w:proofErr w:type="spellEnd"/>
             <w:r>
               <w:rPr>
                 <w:rFonts w:ascii="宋体" w:eastAsia="宋体" w:hAnsi="宋体" w:cs="宋体" w:hint="eastAsia"/>
@@ -3810,6 +3850,7 @@
               </w:rPr>
               <w:t>{{</w:t>
             </w:r>
+            <w:proofErr w:type="spellStart"/>
             <w:r>
               <w:rPr>
                 <w:rFonts w:ascii="宋体" w:eastAsia="宋体" w:hAnsi="宋体" w:cs="宋体" w:hint="eastAsia"/>
@@ -3818,6 +3859,7 @@
               </w:rPr>
               <w:t>dateForDoc</w:t>
             </w:r>
+            <w:proofErr w:type="spellEnd"/>
             <w:r>
               <w:rPr>
                 <w:rFonts w:ascii="宋体" w:eastAsia="宋体" w:hAnsi="宋体" w:cs="宋体" w:hint="eastAsia"/>
@@ -3906,7 +3948,7 @@
       </w:tr>
       <w:tr>
         <w:trPr>
-          <w:trHeight w:val="3118"/>
+          <w:trHeight w:hRule="exact" w:val="2948"/>
         </w:trPr>
         <w:tc>
           <w:tcPr>
@@ -4051,6 +4093,7 @@
               </w:rPr>
               <w:t>{{</w:t>
             </w:r>
+            <w:proofErr w:type="spellStart"/>
             <w:r>
               <w:rPr>
                 <w:rFonts w:ascii="宋体" w:eastAsia="宋体" w:hAnsi="宋体" w:cs="宋体" w:hint="eastAsia"/>
@@ -4059,6 +4102,7 @@
               </w:rPr>
               <w:t>dateForDoc</w:t>
             </w:r>
+            <w:proofErr w:type="spellEnd"/>
             <w:r>
               <w:rPr>
                 <w:rFonts w:ascii="宋体" w:eastAsia="宋体" w:hAnsi="宋体" w:cs="宋体" w:hint="eastAsia"/>
@@ -4186,6 +4230,7 @@
               </w:rPr>
               <w:t>{{</w:t>
             </w:r>
+            <w:proofErr w:type="spellStart"/>
             <w:r>
               <w:rPr>
                 <w:rFonts w:ascii="宋体" w:eastAsia="宋体" w:hAnsi="宋体" w:cs="宋体" w:hint="eastAsia"/>
@@ -4194,6 +4239,7 @@
               </w:rPr>
               <w:t>dateForDoc</w:t>
             </w:r>
+            <w:proofErr w:type="spellEnd"/>
             <w:r>
               <w:rPr>
                 <w:rFonts w:ascii="宋体" w:eastAsia="宋体" w:hAnsi="宋体" w:cs="宋体" w:hint="eastAsia"/>
@@ -4282,7 +4328,7 @@
       </w:tr>
       <w:tr>
         <w:trPr>
-          <w:trHeight w:val="3118"/>
+          <w:trHeight w:hRule="exact" w:val="2948"/>
         </w:trPr>
         <w:tc>
           <w:tcPr>
@@ -4427,6 +4473,7 @@
               </w:rPr>
               <w:t>{{</w:t>
             </w:r>
+            <w:proofErr w:type="spellStart"/>
             <w:r>
               <w:rPr>
                 <w:rFonts w:ascii="宋体" w:eastAsia="宋体" w:hAnsi="宋体" w:cs="宋体" w:hint="eastAsia"/>
@@ -4435,6 +4482,7 @@
               </w:rPr>
               <w:t>dateForDoc</w:t>
             </w:r>
+            <w:proofErr w:type="spellEnd"/>
             <w:r>
               <w:rPr>
                 <w:rFonts w:ascii="宋体" w:eastAsia="宋体" w:hAnsi="宋体" w:cs="宋体" w:hint="eastAsia"/>
@@ -4562,6 +4610,7 @@
               </w:rPr>
               <w:t>{{</w:t>
             </w:r>
+            <w:proofErr w:type="spellStart"/>
             <w:r>
               <w:rPr>
                 <w:rFonts w:ascii="宋体" w:eastAsia="宋体" w:hAnsi="宋体" w:cs="宋体" w:hint="eastAsia"/>
@@ -4570,6 +4619,7 @@
               </w:rPr>
               <w:t>dateForDoc</w:t>
             </w:r>
+            <w:proofErr w:type="spellEnd"/>
             <w:r>
               <w:rPr>
                 <w:rFonts w:ascii="宋体" w:eastAsia="宋体" w:hAnsi="宋体" w:cs="宋体" w:hint="eastAsia"/>
@@ -4658,7 +4708,7 @@
       </w:tr>
       <w:tr>
         <w:trPr>
-          <w:trHeight w:val="3118"/>
+          <w:trHeight w:hRule="exact" w:val="2948"/>
         </w:trPr>
         <w:tc>
           <w:tcPr>
@@ -4680,6 +4730,7 @@
                 <w:sz w:val="21"/>
                 <w:szCs w:val="21"/>
               </w:rPr>
+              <w:lastRenderedPageBreak/>
               <w:t>{{</w:t>
             </w:r>
             <w:r>
@@ -4803,6 +4854,7 @@
               </w:rPr>
               <w:t>{{</w:t>
             </w:r>
+            <w:proofErr w:type="spellStart"/>
             <w:r>
               <w:rPr>
                 <w:rFonts w:ascii="宋体" w:eastAsia="宋体" w:hAnsi="宋体" w:cs="宋体" w:hint="eastAsia"/>
@@ -4811,6 +4863,7 @@
               </w:rPr>
               <w:t>dateForDoc</w:t>
             </w:r>
+            <w:proofErr w:type="spellEnd"/>
             <w:r>
               <w:rPr>
                 <w:rFonts w:ascii="宋体" w:eastAsia="宋体" w:hAnsi="宋体" w:cs="宋体" w:hint="eastAsia"/>
@@ -4938,6 +4991,7 @@
               </w:rPr>
               <w:t>{{</w:t>
             </w:r>
+            <w:proofErr w:type="spellStart"/>
             <w:r>
               <w:rPr>
                 <w:rFonts w:ascii="宋体" w:eastAsia="宋体" w:hAnsi="宋体" w:cs="宋体" w:hint="eastAsia"/>
@@ -4946,6 +5000,7 @@
               </w:rPr>
               <w:t>dateForDoc</w:t>
             </w:r>
+            <w:proofErr w:type="spellEnd"/>
             <w:r>
               <w:rPr>
                 <w:rFonts w:ascii="宋体" w:eastAsia="宋体" w:hAnsi="宋体" w:cs="宋体" w:hint="eastAsia"/>
@@ -5034,7 +5089,7 @@
       </w:tr>
       <w:tr>
         <w:trPr>
-          <w:trHeight w:val="3118"/>
+          <w:trHeight w:hRule="exact" w:val="2948"/>
         </w:trPr>
         <w:tc>
           <w:tcPr>
@@ -5179,6 +5234,7 @@
               </w:rPr>
               <w:t>{{</w:t>
             </w:r>
+            <w:proofErr w:type="spellStart"/>
             <w:r>
               <w:rPr>
                 <w:rFonts w:ascii="宋体" w:eastAsia="宋体" w:hAnsi="宋体" w:cs="宋体" w:hint="eastAsia"/>
@@ -5187,6 +5243,7 @@
               </w:rPr>
               <w:t>dateForDoc</w:t>
             </w:r>
+            <w:proofErr w:type="spellEnd"/>
             <w:r>
               <w:rPr>
                 <w:rFonts w:ascii="宋体" w:eastAsia="宋体" w:hAnsi="宋体" w:cs="宋体" w:hint="eastAsia"/>
@@ -5314,6 +5371,7 @@
               </w:rPr>
               <w:t>{{</w:t>
             </w:r>
+            <w:proofErr w:type="spellStart"/>
             <w:r>
               <w:rPr>
                 <w:rFonts w:ascii="宋体" w:eastAsia="宋体" w:hAnsi="宋体" w:cs="宋体" w:hint="eastAsia"/>
@@ -5322,6 +5380,7 @@
               </w:rPr>
               <w:t>dateForDoc</w:t>
             </w:r>
+            <w:proofErr w:type="spellEnd"/>
             <w:r>
               <w:rPr>
                 <w:rFonts w:ascii="宋体" w:eastAsia="宋体" w:hAnsi="宋体" w:cs="宋体" w:hint="eastAsia"/>
@@ -5440,7 +5499,7 @@
       <w:footerReference w:type="even" r:id="rId6"/>
       <w:footerReference w:type="default" r:id="rId7"/>
       <w:pgSz w:w="11906" w:h="16838"/>
-      <w:pgMar w:top="2098" w:right="1474" w:bottom="1351" w:left="1588" w:header="709" w:footer="709" w:gutter="0"/>
+      <w:pgMar w:top="2098" w:right="1474" w:bottom="1984" w:left="1588" w:header="709" w:footer="709" w:gutter="0"/>
       <w:cols w:space="720"/>
       <w:docGrid w:linePitch="360"/>
     </w:sectPr>
@@ -5471,7 +5530,7 @@
 <w:ftr xmlns:wpc="http://schemas.microsoft.com/office/word/2010/wordprocessingCanvas" xmlns:cx="http://schemas.microsoft.com/office/drawing/2014/chartex" xmlns:cx1="http://schemas.microsoft.com/office/drawing/2015/9/8/chartex" xmlns:cx2="http://schemas.microsoft.com/office/drawing/2015/10/21/chartex" xmlns:cx3="http://schemas.microsoft.com/office/drawing/2016/5/9/chartex" xmlns:cx4="http://schemas.microsoft.com/office/drawing/2016/5/10/chartex" xmlns:cx5="http://schemas.microsoft.com/office/drawing/2016/5/11/chartex" xmlns:cx6="http://schemas.microsoft.com/office/drawing/2016/5/12/chartex" xmlns:cx7="http://schemas.microsoft.com/office/drawing/2016/5/13/chartex" xmlns:cx8="http://schemas.microsoft.com/office/drawing/2016/5/14/chartex" xmlns:mc="http://schemas.openxmlformats.org/markup-compatibility/2006" xmlns:aink="http://schemas.microsoft.com/office/drawing/2016/ink" xmlns:am3d="http://schemas.microsoft.com/office/drawing/2017/model3d" xmlns:o="urn:schemas-microsoft-com:office:office" xmlns:oel="http://schemas.microsoft.com/office/2019/extlst" xmlns:r="http://schemas.openxmlformats.org/officeDocument/2006/relationships" xmlns:m="http://schemas.openxmlformats.org/officeDocument/2006/math" xmlns:v="urn:schemas-microsoft-com:vml" xmlns:wp14="http://schemas.microsoft.com/office/word/2010/wordprocessingDrawing" xmlns:wp="http://schemas.openxmlformats.org/drawingml/2006/wordprocessingDrawing" xmlns:w10="urn:schemas-microsoft-com:office:word" xmlns:w="http://schemas.openxmlformats.org/wordprocessingml/2006/main" xmlns:w14="http://schemas.microsoft.com/office/word/2010/wordml" xmlns:w15="http://schemas.microsoft.com/office/word/2012/wordml" xmlns:w16cex="http://schemas.microsoft.com/office/word/2018/wordml/cex" xmlns:w16cid="http://schemas.microsoft.com/office/word/2016/wordml/cid" xmlns:w16="http://schemas.microsoft.com/office/word/2018/wordml" xmlns:w16du="http://schemas.microsoft.com/office/word/2023/wordml/word16du" xmlns:w16sdtdh="http://schemas.microsoft.com/office/word/2020/wordml/sdtdatahash" xmlns:w16sdtfl="http://schemas.microsoft.com/office/word/2024/wordml/sdtformatlock" xmlns:w16se="http://schemas.microsoft.com/office/word/2015/wordml/symex" xmlns:wpg="http://schemas.microsoft.com/office/word/2010/wordprocessingGroup" xmlns:wpi="http://schemas.microsoft.com/office/word/2010/wordprocessingInk" xmlns:wne="http://schemas.microsoft.com/office/word/2006/wordml" xmlns:wps="http://schemas.microsoft.com/office/word/2010/wordprocessingShape" mc:Ignorable="w14 w15 w16se w16cid w16 w16cex w16sdtdh w16sdtfl w16du wp14">
   <w:p>
     <w:pPr>
-      <w:pStyle w:val="Footer"/>
+      <w:pStyle w:val="af1"/>
       <w:ind w:rightChars="100" w:right="200"/>
       <w:rPr>
         <w:rFonts w:ascii="仿宋_GB2312" w:eastAsia="仿宋_GB2312"/>
@@ -5549,7 +5608,7 @@
 <w:ftr xmlns:wpc="http://schemas.microsoft.com/office/word/2010/wordprocessingCanvas" xmlns:cx="http://schemas.microsoft.com/office/drawing/2014/chartex" xmlns:cx1="http://schemas.microsoft.com/office/drawing/2015/9/8/chartex" xmlns:cx2="http://schemas.microsoft.com/office/drawing/2015/10/21/chartex" xmlns:cx3="http://schemas.microsoft.com/office/drawing/2016/5/9/chartex" xmlns:cx4="http://schemas.microsoft.com/office/drawing/2016/5/10/chartex" xmlns:cx5="http://schemas.microsoft.com/office/drawing/2016/5/11/chartex" xmlns:cx6="http://schemas.microsoft.com/office/drawing/2016/5/12/chartex" xmlns:cx7="http://schemas.microsoft.com/office/drawing/2016/5/13/chartex" xmlns:cx8="http://schemas.microsoft.com/office/drawing/2016/5/14/chartex" xmlns:mc="http://schemas.openxmlformats.org/markup-compatibility/2006" xmlns:aink="http://schemas.microsoft.com/office/drawing/2016/ink" xmlns:am3d="http://schemas.microsoft.com/office/drawing/2017/model3d" xmlns:o="urn:schemas-microsoft-com:office:office" xmlns:oel="http://schemas.microsoft.com/office/2019/extlst" xmlns:r="http://schemas.openxmlformats.org/officeDocument/2006/relationships" xmlns:m="http://schemas.openxmlformats.org/officeDocument/2006/math" xmlns:v="urn:schemas-microsoft-com:vml" xmlns:wp14="http://schemas.microsoft.com/office/word/2010/wordprocessingDrawing" xmlns:wp="http://schemas.openxmlformats.org/drawingml/2006/wordprocessingDrawing" xmlns:w10="urn:schemas-microsoft-com:office:word" xmlns:w="http://schemas.openxmlformats.org/wordprocessingml/2006/main" xmlns:w14="http://schemas.microsoft.com/office/word/2010/wordml" xmlns:w15="http://schemas.microsoft.com/office/word/2012/wordml" xmlns:w16cex="http://schemas.microsoft.com/office/word/2018/wordml/cex" xmlns:w16cid="http://schemas.microsoft.com/office/word/2016/wordml/cid" xmlns:w16="http://schemas.microsoft.com/office/word/2018/wordml" xmlns:w16du="http://schemas.microsoft.com/office/word/2023/wordml/word16du" xmlns:w16sdtdh="http://schemas.microsoft.com/office/word/2020/wordml/sdtdatahash" xmlns:w16sdtfl="http://schemas.microsoft.com/office/word/2024/wordml/sdtformatlock" xmlns:w16se="http://schemas.microsoft.com/office/word/2015/wordml/symex" xmlns:wpg="http://schemas.microsoft.com/office/word/2010/wordprocessingGroup" xmlns:wpi="http://schemas.microsoft.com/office/word/2010/wordprocessingInk" xmlns:wne="http://schemas.microsoft.com/office/word/2006/wordml" xmlns:wps="http://schemas.microsoft.com/office/word/2010/wordprocessingShape" mc:Ignorable="w14 w15 w16se w16cid w16 w16cex w16sdtdh w16sdtfl w16du wp14">
   <w:p>
     <w:pPr>
-      <w:pStyle w:val="Footer"/>
+      <w:pStyle w:val="af1"/>
       <w:ind w:rightChars="100" w:right="200"/>
       <w:jc w:val="right"/>
       <w:rPr>
@@ -6040,7 +6099,7 @@
     <w:lsdException w:name="Unresolved Mention" w:semiHidden="1" w:unhideWhenUsed="1"/>
     <w:lsdException w:name="Smart Link" w:semiHidden="1" w:unhideWhenUsed="1"/>
   </w:latentStyles>
-  <w:style w:type="paragraph" w:default="1" w:styleId="Normal">
+  <w:style w:type="paragraph" w:default="1" w:styleId="a">
     <w:name w:val="Normal"/>
     <w:qFormat/>
     <w:rsid w:val="007265D6"/>
@@ -6055,11 +6114,11 @@
       <w14:ligatures w14:val="none"/>
     </w:rPr>
   </w:style>
-  <w:style w:type="paragraph" w:styleId="Heading1">
+  <w:style w:type="paragraph" w:styleId="1">
     <w:name w:val="heading 1"/>
-    <w:basedOn w:val="Normal"/>
-    <w:next w:val="Normal"/>
-    <w:link w:val="Heading1Char"/>
+    <w:basedOn w:val="a"/>
+    <w:next w:val="a"/>
+    <w:link w:val="10"/>
     <w:uiPriority w:val="9"/>
     <w:qFormat/>
     <w:rsid w:val="00C55C81"/>
@@ -6076,11 +6135,11 @@
       <w:szCs w:val="40"/>
     </w:rPr>
   </w:style>
-  <w:style w:type="paragraph" w:styleId="Heading2">
+  <w:style w:type="paragraph" w:styleId="2">
     <w:name w:val="heading 2"/>
-    <w:basedOn w:val="Normal"/>
-    <w:next w:val="Normal"/>
-    <w:link w:val="Heading2Char"/>
+    <w:basedOn w:val="a"/>
+    <w:next w:val="a"/>
+    <w:link w:val="20"/>
     <w:uiPriority w:val="9"/>
     <w:semiHidden/>
     <w:unhideWhenUsed/>
@@ -6099,11 +6158,11 @@
       <w:szCs w:val="32"/>
     </w:rPr>
   </w:style>
-  <w:style w:type="paragraph" w:styleId="Heading3">
+  <w:style w:type="paragraph" w:styleId="3">
     <w:name w:val="heading 3"/>
-    <w:basedOn w:val="Normal"/>
-    <w:next w:val="Normal"/>
-    <w:link w:val="Heading3Char"/>
+    <w:basedOn w:val="a"/>
+    <w:next w:val="a"/>
+    <w:link w:val="30"/>
     <w:uiPriority w:val="9"/>
     <w:semiHidden/>
     <w:unhideWhenUsed/>
@@ -6122,11 +6181,11 @@
       <w:szCs w:val="28"/>
     </w:rPr>
   </w:style>
-  <w:style w:type="paragraph" w:styleId="Heading4">
+  <w:style w:type="paragraph" w:styleId="4">
     <w:name w:val="heading 4"/>
-    <w:basedOn w:val="Normal"/>
-    <w:next w:val="Normal"/>
-    <w:link w:val="Heading4Char"/>
+    <w:basedOn w:val="a"/>
+    <w:next w:val="a"/>
+    <w:link w:val="40"/>
     <w:uiPriority w:val="9"/>
     <w:semiHidden/>
     <w:unhideWhenUsed/>
@@ -6145,11 +6204,11 @@
       <w:color w:val="0F4761" w:themeColor="accent1" w:themeShade="BF"/>
     </w:rPr>
   </w:style>
-  <w:style w:type="paragraph" w:styleId="Heading5">
+  <w:style w:type="paragraph" w:styleId="5">
     <w:name w:val="heading 5"/>
-    <w:basedOn w:val="Normal"/>
-    <w:next w:val="Normal"/>
-    <w:link w:val="Heading5Char"/>
+    <w:basedOn w:val="a"/>
+    <w:next w:val="a"/>
+    <w:link w:val="50"/>
     <w:uiPriority w:val="9"/>
     <w:semiHidden/>
     <w:unhideWhenUsed/>
@@ -6166,11 +6225,11 @@
       <w:color w:val="0F4761" w:themeColor="accent1" w:themeShade="BF"/>
     </w:rPr>
   </w:style>
-  <w:style w:type="paragraph" w:styleId="Heading6">
+  <w:style w:type="paragraph" w:styleId="6">
     <w:name w:val="heading 6"/>
-    <w:basedOn w:val="Normal"/>
-    <w:next w:val="Normal"/>
-    <w:link w:val="Heading6Char"/>
+    <w:basedOn w:val="a"/>
+    <w:next w:val="a"/>
+    <w:link w:val="60"/>
     <w:uiPriority w:val="9"/>
     <w:semiHidden/>
     <w:unhideWhenUsed/>
@@ -6189,11 +6248,11 @@
       <w:color w:val="595959" w:themeColor="text1" w:themeTint="A6"/>
     </w:rPr>
   </w:style>
-  <w:style w:type="paragraph" w:styleId="Heading7">
+  <w:style w:type="paragraph" w:styleId="7">
     <w:name w:val="heading 7"/>
-    <w:basedOn w:val="Normal"/>
-    <w:next w:val="Normal"/>
-    <w:link w:val="Heading7Char"/>
+    <w:basedOn w:val="a"/>
+    <w:next w:val="a"/>
+    <w:link w:val="70"/>
     <w:uiPriority w:val="9"/>
     <w:semiHidden/>
     <w:unhideWhenUsed/>
@@ -6210,11 +6269,11 @@
       <w:color w:val="595959" w:themeColor="text1" w:themeTint="A6"/>
     </w:rPr>
   </w:style>
-  <w:style w:type="paragraph" w:styleId="Heading8">
+  <w:style w:type="paragraph" w:styleId="8">
     <w:name w:val="heading 8"/>
-    <w:basedOn w:val="Normal"/>
-    <w:next w:val="Normal"/>
-    <w:link w:val="Heading8Char"/>
+    <w:basedOn w:val="a"/>
+    <w:next w:val="a"/>
+    <w:link w:val="80"/>
     <w:uiPriority w:val="9"/>
     <w:semiHidden/>
     <w:unhideWhenUsed/>
@@ -6232,11 +6291,11 @@
       <w:color w:val="272727" w:themeColor="text1" w:themeTint="D8"/>
     </w:rPr>
   </w:style>
-  <w:style w:type="paragraph" w:styleId="Heading9">
+  <w:style w:type="paragraph" w:styleId="9">
     <w:name w:val="heading 9"/>
-    <w:basedOn w:val="Normal"/>
-    <w:next w:val="Normal"/>
-    <w:link w:val="Heading9Char"/>
+    <w:basedOn w:val="a"/>
+    <w:next w:val="a"/>
+    <w:link w:val="90"/>
     <w:uiPriority w:val="9"/>
     <w:semiHidden/>
     <w:unhideWhenUsed/>
@@ -6252,13 +6311,13 @@
       <w:color w:val="272727" w:themeColor="text1" w:themeTint="D8"/>
     </w:rPr>
   </w:style>
-  <w:style w:type="character" w:default="1" w:styleId="DefaultParagraphFont">
+  <w:style w:type="character" w:default="1" w:styleId="a0">
     <w:name w:val="Default Paragraph Font"/>
     <w:uiPriority w:val="1"/>
     <w:semiHidden/>
     <w:unhideWhenUsed/>
   </w:style>
-  <w:style w:type="table" w:default="1" w:styleId="TableNormal">
+  <w:style w:type="table" w:default="1" w:styleId="a1">
     <w:name w:val="Normal Table"/>
     <w:uiPriority w:val="99"/>
     <w:semiHidden/>
@@ -6273,16 +6332,16 @@
       </w:tblCellMar>
     </w:tblPr>
   </w:style>
-  <w:style w:type="numbering" w:default="1" w:styleId="NoList">
+  <w:style w:type="numbering" w:default="1" w:styleId="a2">
     <w:name w:val="No List"/>
     <w:uiPriority w:val="99"/>
     <w:semiHidden/>
     <w:unhideWhenUsed/>
   </w:style>
-  <w:style w:type="character" w:customStyle="1" w:styleId="Heading1Char">
-    <w:name w:val="Heading 1 Char"/>
-    <w:basedOn w:val="DefaultParagraphFont"/>
-    <w:link w:val="Heading1"/>
+  <w:style w:type="character" w:customStyle="1" w:styleId="10">
+    <w:name w:val="标题 1 字符"/>
+    <w:basedOn w:val="a0"/>
+    <w:link w:val="1"/>
     <w:uiPriority w:val="9"/>
     <w:rsid w:val="00C55C81"/>
     <w:rPr>
@@ -6292,10 +6351,10 @@
       <w:szCs w:val="40"/>
     </w:rPr>
   </w:style>
-  <w:style w:type="character" w:customStyle="1" w:styleId="Heading2Char">
-    <w:name w:val="Heading 2 Char"/>
-    <w:basedOn w:val="DefaultParagraphFont"/>
-    <w:link w:val="Heading2"/>
+  <w:style w:type="character" w:customStyle="1" w:styleId="20">
+    <w:name w:val="标题 2 字符"/>
+    <w:basedOn w:val="a0"/>
+    <w:link w:val="2"/>
     <w:uiPriority w:val="9"/>
     <w:semiHidden/>
     <w:rsid w:val="00C55C81"/>
@@ -6306,10 +6365,10 @@
       <w:szCs w:val="32"/>
     </w:rPr>
   </w:style>
-  <w:style w:type="character" w:customStyle="1" w:styleId="Heading3Char">
-    <w:name w:val="Heading 3 Char"/>
-    <w:basedOn w:val="DefaultParagraphFont"/>
-    <w:link w:val="Heading3"/>
+  <w:style w:type="character" w:customStyle="1" w:styleId="30">
+    <w:name w:val="标题 3 字符"/>
+    <w:basedOn w:val="a0"/>
+    <w:link w:val="3"/>
     <w:uiPriority w:val="9"/>
     <w:semiHidden/>
     <w:rsid w:val="00C55C81"/>
@@ -6320,10 +6379,10 @@
       <w:szCs w:val="28"/>
     </w:rPr>
   </w:style>
-  <w:style w:type="character" w:customStyle="1" w:styleId="Heading4Char">
-    <w:name w:val="Heading 4 Char"/>
-    <w:basedOn w:val="DefaultParagraphFont"/>
-    <w:link w:val="Heading4"/>
+  <w:style w:type="character" w:customStyle="1" w:styleId="40">
+    <w:name w:val="标题 4 字符"/>
+    <w:basedOn w:val="a0"/>
+    <w:link w:val="4"/>
     <w:uiPriority w:val="9"/>
     <w:semiHidden/>
     <w:rsid w:val="00C55C81"/>
@@ -6334,10 +6393,10 @@
       <w:color w:val="0F4761" w:themeColor="accent1" w:themeShade="BF"/>
     </w:rPr>
   </w:style>
-  <w:style w:type="character" w:customStyle="1" w:styleId="Heading5Char">
-    <w:name w:val="Heading 5 Char"/>
-    <w:basedOn w:val="DefaultParagraphFont"/>
-    <w:link w:val="Heading5"/>
+  <w:style w:type="character" w:customStyle="1" w:styleId="50">
+    <w:name w:val="标题 5 字符"/>
+    <w:basedOn w:val="a0"/>
+    <w:link w:val="5"/>
     <w:uiPriority w:val="9"/>
     <w:semiHidden/>
     <w:rsid w:val="00C55C81"/>
@@ -6346,10 +6405,10 @@
       <w:color w:val="0F4761" w:themeColor="accent1" w:themeShade="BF"/>
     </w:rPr>
   </w:style>
-  <w:style w:type="character" w:customStyle="1" w:styleId="Heading6Char">
-    <w:name w:val="Heading 6 Char"/>
-    <w:basedOn w:val="DefaultParagraphFont"/>
-    <w:link w:val="Heading6"/>
+  <w:style w:type="character" w:customStyle="1" w:styleId="60">
+    <w:name w:val="标题 6 字符"/>
+    <w:basedOn w:val="a0"/>
+    <w:link w:val="6"/>
     <w:uiPriority w:val="9"/>
     <w:semiHidden/>
     <w:rsid w:val="00C55C81"/>
@@ -6360,10 +6419,10 @@
       <w:color w:val="595959" w:themeColor="text1" w:themeTint="A6"/>
     </w:rPr>
   </w:style>
-  <w:style w:type="character" w:customStyle="1" w:styleId="Heading7Char">
-    <w:name w:val="Heading 7 Char"/>
-    <w:basedOn w:val="DefaultParagraphFont"/>
-    <w:link w:val="Heading7"/>
+  <w:style w:type="character" w:customStyle="1" w:styleId="70">
+    <w:name w:val="标题 7 字符"/>
+    <w:basedOn w:val="a0"/>
+    <w:link w:val="7"/>
     <w:uiPriority w:val="9"/>
     <w:semiHidden/>
     <w:rsid w:val="00C55C81"/>
@@ -6372,10 +6431,10 @@
       <w:color w:val="595959" w:themeColor="text1" w:themeTint="A6"/>
     </w:rPr>
   </w:style>
-  <w:style w:type="character" w:customStyle="1" w:styleId="Heading8Char">
-    <w:name w:val="Heading 8 Char"/>
-    <w:basedOn w:val="DefaultParagraphFont"/>
-    <w:link w:val="Heading8"/>
+  <w:style w:type="character" w:customStyle="1" w:styleId="80">
+    <w:name w:val="标题 8 字符"/>
+    <w:basedOn w:val="a0"/>
+    <w:link w:val="8"/>
     <w:uiPriority w:val="9"/>
     <w:semiHidden/>
     <w:rsid w:val="00C55C81"/>
@@ -6386,10 +6445,10 @@
       <w:color w:val="272727" w:themeColor="text1" w:themeTint="D8"/>
     </w:rPr>
   </w:style>
-  <w:style w:type="character" w:customStyle="1" w:styleId="Heading9Char">
-    <w:name w:val="Heading 9 Char"/>
-    <w:basedOn w:val="DefaultParagraphFont"/>
-    <w:link w:val="Heading9"/>
+  <w:style w:type="character" w:customStyle="1" w:styleId="90">
+    <w:name w:val="标题 9 字符"/>
+    <w:basedOn w:val="a0"/>
+    <w:link w:val="9"/>
     <w:uiPriority w:val="9"/>
     <w:semiHidden/>
     <w:rsid w:val="00C55C81"/>
@@ -6398,11 +6457,11 @@
       <w:color w:val="272727" w:themeColor="text1" w:themeTint="D8"/>
     </w:rPr>
   </w:style>
-  <w:style w:type="paragraph" w:styleId="Title">
+  <w:style w:type="paragraph" w:styleId="a3">
     <w:name w:val="Title"/>
-    <w:basedOn w:val="Normal"/>
-    <w:next w:val="Normal"/>
-    <w:link w:val="TitleChar"/>
+    <w:basedOn w:val="a"/>
+    <w:next w:val="a"/>
+    <w:link w:val="a4"/>
     <w:uiPriority w:val="10"/>
     <w:qFormat/>
     <w:rsid w:val="00C55C81"/>
@@ -6418,10 +6477,10 @@
       <w:szCs w:val="56"/>
     </w:rPr>
   </w:style>
-  <w:style w:type="character" w:customStyle="1" w:styleId="TitleChar">
-    <w:name w:val="Title Char"/>
-    <w:basedOn w:val="DefaultParagraphFont"/>
-    <w:link w:val="Title"/>
+  <w:style w:type="character" w:customStyle="1" w:styleId="a4">
+    <w:name w:val="标题 字符"/>
+    <w:basedOn w:val="a0"/>
+    <w:link w:val="a3"/>
     <w:uiPriority w:val="10"/>
     <w:rsid w:val="00C55C81"/>
     <w:rPr>
@@ -6432,11 +6491,11 @@
       <w:szCs w:val="56"/>
     </w:rPr>
   </w:style>
-  <w:style w:type="paragraph" w:styleId="Subtitle">
+  <w:style w:type="paragraph" w:styleId="a5">
     <w:name w:val="Subtitle"/>
-    <w:basedOn w:val="Normal"/>
-    <w:next w:val="Normal"/>
-    <w:link w:val="SubtitleChar"/>
+    <w:basedOn w:val="a"/>
+    <w:next w:val="a"/>
+    <w:link w:val="a6"/>
     <w:uiPriority w:val="11"/>
     <w:qFormat/>
     <w:rsid w:val="00C55C81"/>
@@ -6453,10 +6512,10 @@
       <w:szCs w:val="28"/>
     </w:rPr>
   </w:style>
-  <w:style w:type="character" w:customStyle="1" w:styleId="SubtitleChar">
-    <w:name w:val="Subtitle Char"/>
-    <w:basedOn w:val="DefaultParagraphFont"/>
-    <w:link w:val="Subtitle"/>
+  <w:style w:type="character" w:customStyle="1" w:styleId="a6">
+    <w:name w:val="副标题 字符"/>
+    <w:basedOn w:val="a0"/>
+    <w:link w:val="a5"/>
     <w:uiPriority w:val="11"/>
     <w:rsid w:val="00C55C81"/>
     <w:rPr>
@@ -6467,11 +6526,11 @@
       <w:szCs w:val="28"/>
     </w:rPr>
   </w:style>
-  <w:style w:type="paragraph" w:styleId="Quote">
+  <w:style w:type="paragraph" w:styleId="a7">
     <w:name w:val="Quote"/>
-    <w:basedOn w:val="Normal"/>
-    <w:next w:val="Normal"/>
-    <w:link w:val="QuoteChar"/>
+    <w:basedOn w:val="a"/>
+    <w:next w:val="a"/>
+    <w:link w:val="a8"/>
     <w:uiPriority w:val="29"/>
     <w:qFormat/>
     <w:rsid w:val="00C55C81"/>
@@ -6485,10 +6544,10 @@
       <w:color w:val="404040" w:themeColor="text1" w:themeTint="BF"/>
     </w:rPr>
   </w:style>
-  <w:style w:type="character" w:customStyle="1" w:styleId="QuoteChar">
-    <w:name w:val="Quote Char"/>
-    <w:basedOn w:val="DefaultParagraphFont"/>
-    <w:link w:val="Quote"/>
+  <w:style w:type="character" w:customStyle="1" w:styleId="a8">
+    <w:name w:val="引用 字符"/>
+    <w:basedOn w:val="a0"/>
+    <w:link w:val="a7"/>
     <w:uiPriority w:val="29"/>
     <w:rsid w:val="00C55C81"/>
     <w:rPr>
@@ -6497,9 +6556,9 @@
       <w:color w:val="404040" w:themeColor="text1" w:themeTint="BF"/>
     </w:rPr>
   </w:style>
-  <w:style w:type="paragraph" w:styleId="ListParagraph">
+  <w:style w:type="paragraph" w:styleId="a9">
     <w:name w:val="List Paragraph"/>
-    <w:basedOn w:val="Normal"/>
+    <w:basedOn w:val="a"/>
     <w:uiPriority w:val="34"/>
     <w:qFormat/>
     <w:rsid w:val="00C55C81"/>
@@ -6508,9 +6567,9 @@
       <w:contextualSpacing/>
     </w:pPr>
   </w:style>
-  <w:style w:type="character" w:styleId="IntenseEmphasis">
+  <w:style w:type="character" w:styleId="aa">
     <w:name w:val="Intense Emphasis"/>
-    <w:basedOn w:val="DefaultParagraphFont"/>
+    <w:basedOn w:val="a0"/>
     <w:uiPriority w:val="21"/>
     <w:qFormat/>
     <w:rsid w:val="00C55C81"/>
@@ -6520,11 +6579,11 @@
       <w:color w:val="0F4761" w:themeColor="accent1" w:themeShade="BF"/>
     </w:rPr>
   </w:style>
-  <w:style w:type="paragraph" w:styleId="IntenseQuote">
+  <w:style w:type="paragraph" w:styleId="ab">
     <w:name w:val="Intense Quote"/>
-    <w:basedOn w:val="Normal"/>
-    <w:next w:val="Normal"/>
-    <w:link w:val="IntenseQuoteChar"/>
+    <w:basedOn w:val="a"/>
+    <w:next w:val="a"/>
+    <w:link w:val="ac"/>
     <w:uiPriority w:val="30"/>
     <w:qFormat/>
     <w:rsid w:val="00C55C81"/>
@@ -6543,10 +6602,10 @@
       <w:color w:val="0F4761" w:themeColor="accent1" w:themeShade="BF"/>
     </w:rPr>
   </w:style>
-  <w:style w:type="character" w:customStyle="1" w:styleId="IntenseQuoteChar">
-    <w:name w:val="Intense Quote Char"/>
-    <w:basedOn w:val="DefaultParagraphFont"/>
-    <w:link w:val="IntenseQuote"/>
+  <w:style w:type="character" w:customStyle="1" w:styleId="ac">
+    <w:name w:val="明显引用 字符"/>
+    <w:basedOn w:val="a0"/>
+    <w:link w:val="ab"/>
     <w:uiPriority w:val="30"/>
     <w:rsid w:val="00C55C81"/>
     <w:rPr>
@@ -6555,9 +6614,9 @@
       <w:color w:val="0F4761" w:themeColor="accent1" w:themeShade="BF"/>
     </w:rPr>
   </w:style>
-  <w:style w:type="character" w:styleId="IntenseReference">
+  <w:style w:type="character" w:styleId="ad">
     <w:name w:val="Intense Reference"/>
-    <w:basedOn w:val="DefaultParagraphFont"/>
+    <w:basedOn w:val="a0"/>
     <w:uiPriority w:val="32"/>
     <w:qFormat/>
     <w:rsid w:val="00C55C81"/>
@@ -6569,9 +6628,9 @@
       <w:spacing w:val="5"/>
     </w:rPr>
   </w:style>
-  <w:style w:type="table" w:styleId="TableGrid">
+  <w:style w:type="table" w:styleId="ae">
     <w:name w:val="Table Grid"/>
-    <w:basedOn w:val="TableNormal"/>
+    <w:basedOn w:val="a1"/>
     <w:uiPriority w:val="39"/>
     <w:rsid w:val="00C55C81"/>
     <w:pPr>
@@ -6588,10 +6647,10 @@
       </w:tblBorders>
     </w:tblPr>
   </w:style>
-  <w:style w:type="paragraph" w:styleId="Header">
+  <w:style w:type="paragraph" w:styleId="af">
     <w:name w:val="header"/>
-    <w:basedOn w:val="Normal"/>
-    <w:link w:val="HeaderChar"/>
+    <w:basedOn w:val="a"/>
+    <w:link w:val="af0"/>
     <w:uiPriority w:val="99"/>
     <w:unhideWhenUsed/>
     <w:rsid w:val="00826B99"/>
@@ -6602,10 +6661,10 @@
       </w:tabs>
     </w:pPr>
   </w:style>
-  <w:style w:type="character" w:customStyle="1" w:styleId="HeaderChar">
-    <w:name w:val="Header Char"/>
-    <w:basedOn w:val="DefaultParagraphFont"/>
-    <w:link w:val="Header"/>
+  <w:style w:type="character" w:customStyle="1" w:styleId="af0">
+    <w:name w:val="页眉 字符"/>
+    <w:basedOn w:val="a0"/>
+    <w:link w:val="af"/>
     <w:uiPriority w:val="99"/>
     <w:rsid w:val="00826B99"/>
     <w:rPr>
@@ -6616,10 +6675,10 @@
       <w14:ligatures w14:val="none"/>
     </w:rPr>
   </w:style>
-  <w:style w:type="paragraph" w:styleId="Footer">
+  <w:style w:type="paragraph" w:styleId="af1">
     <w:name w:val="footer"/>
-    <w:basedOn w:val="Normal"/>
-    <w:link w:val="FooterChar"/>
+    <w:basedOn w:val="a"/>
+    <w:link w:val="af2"/>
     <w:uiPriority w:val="99"/>
     <w:unhideWhenUsed/>
     <w:rsid w:val="00826B99"/>
@@ -6630,10 +6689,10 @@
       </w:tabs>
     </w:pPr>
   </w:style>
-  <w:style w:type="character" w:customStyle="1" w:styleId="FooterChar">
-    <w:name w:val="Footer Char"/>
-    <w:basedOn w:val="DefaultParagraphFont"/>
-    <w:link w:val="Footer"/>
+  <w:style w:type="character" w:customStyle="1" w:styleId="af2">
+    <w:name w:val="页脚 字符"/>
+    <w:basedOn w:val="a0"/>
+    <w:link w:val="af1"/>
     <w:uiPriority w:val="99"/>
     <w:rsid w:val="00826B99"/>
     <w:rPr>
